--- a/docs/api-spec/PAEON_API_명세서.docx
+++ b/docs/api-spec/PAEON_API_명세서.docx
@@ -75,6 +75,20 @@
     </w:p>
     <w:p>
       <w:pPr>
+        <w:spacing w:after="160"/>
+      </w:pPr>
+      <w:r>
+        <w:rPr>
+          <w:b w:val="false"/>
+          <w:bCs w:val="false"/>
+          <w:i/>
+          <w:iCs/>
+        </w:rPr>
+        <w:t xml:space="preserve">⚠️ [POST-MVP] 표시가 있는 엔드포인트는 이번 스프린트 구현 범위가 아니다 (스키마는 확장 대비용으로 존재).</w:t>
+      </w:r>
+    </w:p>
+    <w:p>
+      <w:pPr>
         <w:pStyle w:val="Heading1"/>
         <w:spacing w:after="150" w:before="300"/>
       </w:pPr>
@@ -2930,6 +2944,118 @@
           </w:p>
         </w:tc>
       </w:tr>
+      <w:tr>
+        <w:tc>
+          <w:tcPr>
+            <w:tcW w:type="dxa" w:w="1150"/>
+            <w:tcMar>
+              <w:top w:type="dxa" w:w="60"/>
+              <w:left w:type="dxa" w:w="80"/>
+              <w:bottom w:type="dxa" w:w="60"/>
+              <w:right w:type="dxa" w:w="80"/>
+            </w:tcMar>
+          </w:tcPr>
+          <w:p>
+            <w:r>
+              <w:rPr>
+                <w:b w:val="false"/>
+                <w:bCs w:val="false"/>
+                <w:sz w:val="19"/>
+                <w:szCs w:val="19"/>
+              </w:rPr>
+              <w:t xml:space="preserve">POST</w:t>
+            </w:r>
+          </w:p>
+        </w:tc>
+        <w:tc>
+          <w:tcPr>
+            <w:tcW w:type="dxa" w:w="2000"/>
+            <w:tcMar>
+              <w:top w:type="dxa" w:w="60"/>
+              <w:left w:type="dxa" w:w="80"/>
+              <w:bottom w:type="dxa" w:w="60"/>
+              <w:right w:type="dxa" w:w="80"/>
+            </w:tcMar>
+          </w:tcPr>
+          <w:p>
+            <w:r>
+              <w:rPr>
+                <w:b w:val="false"/>
+                <w:bCs w:val="false"/>
+                <w:sz w:val="19"/>
+                <w:szCs w:val="19"/>
+              </w:rPr>
+              <w:t xml:space="preserve">/eligibility/assessments/{assessment_id}/acknowledge-emergency</w:t>
+            </w:r>
+          </w:p>
+        </w:tc>
+        <w:tc>
+          <w:tcPr>
+            <w:tcW w:type="dxa" w:w="2000"/>
+            <w:tcMar>
+              <w:top w:type="dxa" w:w="60"/>
+              <w:left w:type="dxa" w:w="80"/>
+              <w:bottom w:type="dxa" w:w="60"/>
+              <w:right w:type="dxa" w:w="80"/>
+            </w:tcMar>
+          </w:tcPr>
+          <w:p>
+            <w:r>
+              <w:rPr>
+                <w:b w:val="false"/>
+                <w:bCs w:val="false"/>
+                <w:sz w:val="19"/>
+                <w:szCs w:val="19"/>
+              </w:rPr>
+              <w:t xml:space="preserve">응급 안내 확인 후 계속 진행</w:t>
+            </w:r>
+          </w:p>
+        </w:tc>
+        <w:tc>
+          <w:tcPr>
+            <w:tcW w:type="dxa" w:w="750"/>
+            <w:tcMar>
+              <w:top w:type="dxa" w:w="60"/>
+              <w:left w:type="dxa" w:w="80"/>
+              <w:bottom w:type="dxa" w:w="60"/>
+              <w:right w:type="dxa" w:w="80"/>
+            </w:tcMar>
+          </w:tcPr>
+          <w:p>
+            <w:r>
+              <w:rPr>
+                <w:b w:val="false"/>
+                <w:bCs w:val="false"/>
+                <w:sz w:val="19"/>
+                <w:szCs w:val="19"/>
+              </w:rPr>
+              <w:t xml:space="preserve">필요</w:t>
+            </w:r>
+          </w:p>
+        </w:tc>
+        <w:tc>
+          <w:tcPr>
+            <w:tcW w:type="dxa" w:w="4000"/>
+            <w:tcMar>
+              <w:top w:type="dxa" w:w="60"/>
+              <w:left w:type="dxa" w:w="80"/>
+              <w:bottom w:type="dxa" w:w="60"/>
+              <w:right w:type="dxa" w:w="80"/>
+            </w:tcMar>
+          </w:tcPr>
+          <w:p>
+            <w:r>
+              <w:rPr>
+                <w:b w:val="false"/>
+                <w:bCs w:val="false"/>
+                <w:sz w:val="19"/>
+                <w:szCs w:val="19"/>
+              </w:rPr>
+              <w:t xml:space="preserve">→ emergency_acknowledged_at 기록</w:t>
+            </w:r>
+          </w:p>
+        </w:tc>
+      </w:tr>
     </w:tbl>
     <w:p>
       <w:pPr>
@@ -2944,22 +3070,15 @@
         <w:spacing w:after="160"/>
       </w:pPr>
       <w:r>
-        <w:rPr>
-          <w:b/>
-          <w:bCs/>
-          <w:i w:val="false"/>
-          <w:iCs w:val="false"/>
-        </w:rPr>
-        <w:t xml:space="preserve">✅ 회의에서 확정(REQ-ELIG-003 채택): </w:t>
+        <w:t xml:space="preserve">🔄 v5 변경 — diagnosed_hypertension은 더 이상 제외 트리거가 아님: 고혈압 진단·치료 상태는 W04에서 수집해 모델 A(관상동맥질환 10년 위험)의 입력 피처로 쓴다. age_eligible=false인 경우만 여전히 예측 API 이용 불가(챌린지·기록은 이용 가능). 심혈관질환(CVD) 자체 진단 이력의 제외 여부는 아직 미정 — eligibility_assessments.diagnosed_hypertension 컬럼도 "제외 범위 확정 후 심혈관질환 진단 여부로 변경 예정" 상태로 보류 중이니, 확정되면 이 컬럼명·API 필드명을 같이 바꿔야 한다.</w:t>
       </w:r>
+    </w:p>
+    <w:p>
+      <w:pPr>
+        <w:spacing w:after="160"/>
+      </w:pPr>
       <w:r>
-        <w:rPr>
-          <w:b w:val="false"/>
-          <w:bCs w:val="false"/>
-          <w:i w:val="false"/>
-          <w:iCs w:val="false"/>
-        </w:rPr>
-        <w:t xml:space="preserve">emergency_flag=true여도 POST /health/records, POST /predictions/jobs를 막지 않는다. 대신 값 입력 화면 쪽에서 "주치의에게 연락하세요" 안내 팝업을 띄우고, 사용자가 팝업에서 계속 진행할지 건너뛸지 선택한다(혈당처럼 아직 입력 전이라 사용자가 수치를 모르는 항목도 있어 서버가 막을 근거가 부족하다는 게 이유). NFR-SAFE-004는 이 결정에 맞춰 문구를 REQ-ELIG-003과 동일하게 정정해야 한다(아직 문서 미반영, 각자 담당 파트에서 이슈 등록 예정).</w:t>
+        <w:t xml:space="preserve">✅ v5에서 최종 확정(REQ-ELIG-003 · NFR-SAFE-004 문구 통일됨 — 둘 다 같은 내용): emergency_flag=true이면서 응급 문진 답이 "예" 또는 "잘 모르겠습니다"인 경우, POST /health/records·POST /predictions/jobs 호출 전에 반드시 확인이 필요하다 — 이전 버전의 "막지 않는다"는 설명은 틀렸다. 실제로는: (1) 119 원터치 버튼을 상단 고정 노출, (2) "그래도 진행하시겠습니까?" 확인 화면에서 사용자가 [그래도 진행]을 눌러야 함, (3) 이 확인 시각이 eligibility_assessments.emergency_acknowledged_at에 저장됨. 두 API는 최신 eligibility_assessments에 emergency_flag=true이면서 emergency_acknowledged_at이 비어있으면 403으로 거절한다. 확인 처리는 POST /eligibility/assessments/{assessment_id}/acknowledge-emergency로 한다(신규 엔드포인트). 사유·증상 답변은 URL이나 로그에 남기지 않는다(REQ-ELIG-004, NFR-SEC-004).</w:t>
       </w:r>
     </w:p>
     <w:p>
@@ -4779,7 +4898,15 @@
         <w:spacing w:after="160"/>
       </w:pPr>
       <w:r>
-        <w:t xml:space="preserve">나트륨 문항은 REQ-PRED-008의 점수화 규칙을 따른다: 5문항(국물·김치·면류·절임·양념) 각 survey_options.numeric_score 0~2점, 합산 0~10점을 derived_feature_definitions가 하(0~3점, ≤2,088mg)·중(4~6점, 2,088~3,363mg)·상(7~10점, &gt;3,363mg) 3등급으로 변환해 모델 B 입력 피처로 넘긴다. 등급 컷은 KNHANES 2022-2024 나트륨 섭취량 실측 삼분위수 기준이다.</w:t>
+        <w:t xml:space="preserve">나트륨 문항은 REQ-PRED-008의 점수화 규칙을 따른다: 5문항(국물·김치·면류·절임·양념) 각 survey_options.numeric_score 0~2점, 합산 0~10점을 derived_feature_definitions가 하(0~3점, ≤2,088mg)·중(4~6점, 2,088~3,363mg)·상(7~10점, &gt;3,363mg) 3등급으로 변환한다. 등급 컷은 KNHANES 2022-2024 나트륨 섭취량 실측 삼분위수 기준이다.</w:t>
+      </w:r>
+    </w:p>
+    <w:p>
+      <w:pPr>
+        <w:spacing w:after="160"/>
+      </w:pPr>
+      <w:r>
+        <w:t xml:space="preserve">⚠️ v5 변경 — 이 점수의 용도 재확인 필요: 모델 B가 삭제되면서 "모델 B 입력 피처"라는 기존 목적지가 없어졌다. 모델 A(Framingham 계열, 식습관 피처 없음)에도 안 들어간다면, 이 점수는 챌린지 추천 로직(challenge_eligibility_rules)의 판단 재료로만 쓰이는 것으로 보인다 — 실제 용도를 담당자에게 재확인해야 한다.</w:t>
       </w:r>
     </w:p>
     <w:p>
@@ -5668,6 +5795,22 @@
         <w:t xml:space="preserve">일반 사용자 앱은 호출하지 않으며, 모델링 파이프라인 · 운영 콘솔 전용이다. 모두 관리자 인증이 필요하다.</w:t>
       </w:r>
     </w:p>
+    <w:p>
+      <w:pPr>
+        <w:spacing w:after="160"/>
+      </w:pPr>
+      <w:r>
+        <w:t xml:space="preserve">🔄 v5 확정 — 모델 B 삭제: 나트륨·외식·흡연이 실제 데이터에서 고혈압/심혈관질환과 상관관계가 낮게 나온 문제로, 모델 B(현재 유병 여부, KNHANES 기반)는 완전히 제거됐다. 운영 모델은 MODEL_A 1종만 남는다 — 대상 질환도 "10년 후 고혈압"에서 "10년 후 관상동맥질환(CHD)"으로 정정(Framingham 데이터의 실제 타겟과 일치). model_definitions.model_code엔 MODEL_A만 있고 MODEL_B 행 자체가 없다.</w:t>
+      </w:r>
+    </w:p>
+    <w:p>
+      <w:pPr>
+        <w:spacing w:after="160"/>
+      </w:pPr>
+      <w:r>
+        <w:t xml:space="preserve">⚠️ 아래 표 중 training_datasets·model_experiments·model_experiment_metrics·model_confusion_matrices 관련 엔드포인트는 [POST-MVP]다 — 이번 스프린트 구현 범위가 아니다.</w:t>
+      </w:r>
+    </w:p>
     <w:tbl>
       <w:tblPr>
         <w:tblW w:type="dxa" w:w="10100"/>
@@ -6957,7 +7100,7 @@
                 <w:sz w:val="19"/>
                 <w:szCs w:val="19"/>
               </w:rPr>
-              <w:t xml:space="preserve">챌린지 상세 (근거자료 포함)</w:t>
+              <w:t xml:space="preserve">챌린지 상세 (v5: 근거 출처 배지 제거됨)</w:t>
             </w:r>
           </w:p>
         </w:tc>
@@ -7001,7 +7144,7 @@
                 <w:sz w:val="19"/>
                 <w:szCs w:val="19"/>
               </w:rPr>
-              <w:t xml:space="preserve">description, evidence_sources[](title, source_url, citation_text)</w:t>
+              <w:t xml:space="preserve">description (REQ-CHAL-011 삭제로 evidence_sources는 빠짐 — 식단분석 전용으로 이동)</w:t>
             </w:r>
           </w:p>
         </w:tc>
@@ -8504,7 +8647,7 @@
           <w:sz w:val="20"/>
           <w:szCs w:val="20"/>
         </w:rPr>
-        <w:t xml:space="preserve">관련 테이블: meal_analysis_results, food_items, meal_analysis_foods</w:t>
+        <w:t xml:space="preserve">관련 테이블: meal_analysis_results, food_items, meal_analysis_foods, evidence_sources</w:t>
       </w:r>
     </w:p>
     <w:tbl>
@@ -8979,7 +9122,7 @@
                 <w:sz w:val="19"/>
                 <w:szCs w:val="19"/>
               </w:rPr>
-              <w:t xml:space="preserve">food_name, sodium_mg</w:t>
+              <w:t xml:space="preserve">food_name, sodium_mg, evidence_source_id → evidence_sources(title, publisher, source_url, citation_text)</w:t>
             </w:r>
           </w:p>
         </w:tc>
@@ -10351,6 +10494,14 @@
     </w:p>
     <w:p>
       <w:pPr>
+        <w:spacing w:after="160"/>
+      </w:pPr>
+      <w:r>
+        <w:t xml:space="preserve">⚠️ GET /admin/feedback-reports, GET /admin/feedback-reports/{id}/actions는 [POST-MVP]다. POST /feedbacks, GET /users/me/feedbacks 2개만 이번 스프린트 구현 대상이다.</w:t>
+      </w:r>
+    </w:p>
+    <w:p>
+      <w:pPr>
         <w:pStyle w:val="Heading1"/>
         <w:spacing w:after="150" w:before="300"/>
       </w:pPr>
@@ -10386,7 +10537,7 @@
         <w:spacing w:after="160"/>
       </w:pPr>
       <w:r>
-        <w:t xml:space="preserve">유일한 예외는 상태 확인용 GET /admin/health (관리자) 하나이며, service_health_checks.service_status, database_status, queue_status를 반환한다.</w:t>
+        <w:t xml:space="preserve">유일한 예외는 상태 확인용 GET /admin/health (관리자, NFR-OPS-001) 하나다. 🔄 v5 변경: service_health_checks 테이블은 삭제됐다 — DB에 저장하지 않고, 호출 시점에 DB·큐 상태를 실시간으로 점검해서 service_status, database_status, queue_status를 그 자리에서 반환한다(라이브 체크, 이력 저장 없음). api_request_audits는 [POST-MVP]다 — analytics_events, security_audit_logs 2개만 이번 스프린트에서 실제로 적재한다.</w:t>
       </w:r>
     </w:p>
     <w:p>

--- a/docs/api-spec/PAEON_API_명세서.docx
+++ b/docs/api-spec/PAEON_API_명세서.docx
@@ -2827,7 +2827,7 @@
                 <w:sz w:val="19"/>
                 <w:szCs w:val="19"/>
               </w:rPr>
-              <w:t xml:space="preserve">answers[](question_code, answer_code) → result_code, age_eligible, diagnosed_hypertension, emergency_flag</w:t>
+              <w:t xml:space="preserve">answers[](question_code, answer_code) → result_code(eligible/age_out/diagnosed/emergency), age_eligible, diagnosed_cad(v8: diagnosed_hypertension에서 이름 변경 — 관상동맥질환 기진단 여부. 고혈압 진단·치료는 health_measurements.HTN_STATUS로 W04에서 수집), emergency_flag</w:t>
             </w:r>
           </w:p>
         </w:tc>
@@ -3070,7 +3070,7 @@
         <w:spacing w:after="160"/>
       </w:pPr>
       <w:r>
-        <w:t xml:space="preserve">🔄 v5 변경 — diagnosed_hypertension은 더 이상 제외 트리거가 아님: 고혈압 진단·치료 상태는 W04에서 수집해 모델 A(관상동맥질환 10년 위험)의 입력 피처로 쓴다. age_eligible=false인 경우만 여전히 예측 API 이용 불가(챌린지·기록은 이용 가능). 심혈관질환(CVD) 자체 진단 이력의 제외 여부는 아직 미정 — eligibility_assessments.diagnosed_hypertension 컬럼도 "제외 범위 확정 후 심혈관질환 진단 여부로 변경 예정" 상태로 보류 중이니, 확정되면 이 컬럼명·API 필드명을 같이 바꿔야 한다.</w:t>
+        <w:t xml:space="preserve">✅ v8에서 확정 — 제외 트리거가 정리됨: diagnosed_cad(관상동맥질환 기진단, W03 질문)만 예측 제외 트리거다. age_eligible=false도 여전히 예측 API 이용 불가(챌린지·기록은 이용 가능). 고혈압 진단·치료 상태는 제외 트리거가 아니라 health_measurements.HTN_STATUS(W04)로 수집해 모델 A의 입력 피처로 쓴다(모델 B는 고혈압 진단·치료 중이면 예측 대상에서 제외 — 모델별로 처리가 다름). 모델별 연령 범위: MODEL_A 32~70세, MODEL_B 19세 이상(상한 없음, 80세 이상은 계산상 80세로 처리).</w:t>
       </w:r>
     </w:p>
     <w:p>
@@ -3078,7 +3078,7 @@
         <w:spacing w:after="160"/>
       </w:pPr>
       <w:r>
-        <w:t xml:space="preserve">✅ v5에서 최종 확정(REQ-ELIG-003 · NFR-SAFE-004 문구 통일됨 — 둘 다 같은 내용): emergency_flag=true이면서 응급 문진 답이 "예" 또는 "잘 모르겠습니다"인 경우, POST /health/records·POST /predictions/jobs 호출 전에 반드시 확인이 필요하다 — 이전 버전의 "막지 않는다"는 설명은 틀렸다. 실제로는: (1) 119 원터치 버튼을 상단 고정 노출, (2) "그래도 진행하시겠습니까?" 확인 화면에서 사용자가 [그래도 진행]을 눌러야 함, (3) 이 확인 시각이 eligibility_assessments.emergency_acknowledged_at에 저장됨. 두 API는 최신 eligibility_assessments에 emergency_flag=true이면서 emergency_acknowledged_at이 비어있으면 403으로 거절한다. 확인 처리는 POST /eligibility/assessments/{assessment_id}/acknowledge-emergency로 한다(신규 엔드포인트). 사유·증상 답변은 URL이나 로그에 남기지 않는다(REQ-ELIG-004, NFR-SEC-004).</w:t>
+        <w:t xml:space="preserve">✅ v5에서 최종 확정(REQ-ELIG-003 · NFR-SAFE-004 문구 통일됨 — 둘 다 같은 내용): emergency_flag=true이면서 응급 문진 답이 "예" 또는 "잘 모르겠습니다"인 경우, POST /health/records·POST /predictions/jobs 호출 전에 반드시 확인이 필요하다. 실제로는: (1) 119 원터치 버튼을 상단 고정 노출, (2) "그래도 진행하시겠습니까?" 확인 화면에서 사용자가 [그래도 진행]을 눌러야 함, (3) 이 확인 시각이 eligibility_assessments.emergency_acknowledged_at에 저장됨. 두 API는 최신 eligibility_assessments에 emergency_flag=true이면서 emergency_acknowledged_at이 비어있으면 403으로 거절한다. 확인 처리는 POST /eligibility/assessments/{assessment_id}/acknowledge-emergency로 한다(신규 엔드포인트). 사유·증상 답변은 URL이나 로그에 남기지 않는다(REQ-ELIG-004, NFR-SEC-004).</w:t>
       </w:r>
     </w:p>
     <w:p>
@@ -4149,6 +4149,14 @@
       </w:pPr>
       <w:r>
         <w:t xml:space="preserve">OCR이 인식하지 못한 필드는 health_validation_errors에 남기고, 사용자가 직접 입력하면 health_measurements.input_method=manual로 저장한다.</w:t>
+      </w:r>
+    </w:p>
+    <w:p>
+      <w:pPr>
+        <w:spacing w:after="160"/>
+      </w:pPr>
+      <w:r>
+        <w:t xml:space="preserve">✅ v8 확정 — metric_code 전체 목록: 필수(SBP, DBP, HEIGHT, WEIGHT, WAIST, SMOKING, ALCOHOL_FREQ, ALCOHOL_AMOUNT(음주자만), DIABETES, HTN_STATUS, TOTAL_CHOL, HDL, PARENT_HTN) · 선택(FASTING_GLUCOSE, EXERCISE_FREQ) · 계산(BMI, BP_STAGE). WAIST(허리둘레)·ALCOHOL_AMOUNT(1회 음주량)는 모델 B 피처용으로 v8에서 새로 추가된 필수 입력이다. 범주형 값(value_code)은 모델_연결_명세 변환표와 동일한 값으로 저장해야 한다. 선택 항목 미입력 시 input_method=incomplete_input으로 표시하고 응답에 정확도 한계를 고지한다(carried_forward와는 별개 값).</w:t>
       </w:r>
     </w:p>
     <w:p>
@@ -4906,7 +4914,7 @@
         <w:spacing w:after="160"/>
       </w:pPr>
       <w:r>
-        <w:t xml:space="preserve">⚠️ v5 변경 — 이 점수의 용도 재확인 필요: 모델 B가 삭제되면서 "모델 B 입력 피처"라는 기존 목적지가 없어졌다. 모델 A(Framingham 계열, 식습관 피처 없음)에도 안 들어간다면, 이 점수는 챌린지 추천 로직(challenge_eligibility_rules)의 판단 재료로만 쓰이는 것으로 보인다 — 실제 용도를 담당자에게 재확인해야 한다.</w:t>
+        <w:t xml:space="preserve">⚠️ 이 나트륨 점수의 최종 용도(모델 B 피처 반영 여부, 혹은 챌린지 로직 전용)는 담당자 확인 필요 — 모델_연결_명세.md 기준 모델 B의 실제 피처 12개 목록에는 이 나트륨 점수가 없다(외식·배달 빈도는 원문항 그대로 들어가고, 나트륨 5문항 합산 점수 자체는 별도).</w:t>
       </w:r>
     </w:p>
     <w:p>
@@ -5405,7 +5413,7 @@
                 <w:sz w:val="19"/>
                 <w:szCs w:val="19"/>
               </w:rPr>
-              <w:t xml:space="preserve">risk_level, score, vascular_age, prediction_factors[]</w:t>
+              <w:t xml:space="preserve">model_code(MODEL_A/MODEL_B), model_version, risk_level, score, vascular_age(MODEL_A만), prediction_factors[](factor_code, direction, modifiable, direction_matches_expectation), missing_features[]</w:t>
             </w:r>
           </w:p>
         </w:tc>
@@ -5517,7 +5525,7 @@
                 <w:sz w:val="19"/>
                 <w:szCs w:val="19"/>
               </w:rPr>
-              <w:t xml:space="preserve">prediction_id, predicted_at</w:t>
+              <w:t xml:space="preserve">model_code별로 배열 2개(또는 하나만, 연령 제외 시) → prediction_id, predicted_at</w:t>
             </w:r>
           </w:p>
         </w:tc>
@@ -5752,7 +5760,87 @@
         <w:spacing w:after="160"/>
       </w:pPr>
       <w:r>
-        <w:t xml:space="preserve">예측은 POST /predictions/jobs로 큐에 적재 후 prediction_job_runs가 실제 모델 실행을 기록한다. 실패 시 failure_reason을 채우고 retry_of_job_id로 재시도 작업을 연결한다. prediction_factors.modifiable=true인 항목만 챌린지 추천 근거로 사용한다.</w:t>
+        <w:t xml:space="preserve">예측은 POST /predictions/jobs로 큐에 적재 후 prediction_job_runs가 실제 모델 실행을 기록한다 — MODEL_A·MODEL_B 각각 별도 job_run으로 실행되고, 한 prediction_job이 두 model_version_id에 대해 각각 predictions 행을 만든다(같은 job 안에서도 두 모델 결과는 절대 합치지 않는다). 실패 시 failure_reason을 채우고 retry_of_job_id로 재시도 작업을 연결한다. prediction_factors.modifiable=true인 항목만 챌린지 추천 근거로 사용한다.</w:t>
+      </w:r>
+    </w:p>
+    <w:p>
+      <w:pPr>
+        <w:spacing w:after="160"/>
+      </w:pPr>
+      <w:r>
+        <w:t xml:space="preserve">응답 표시 제약(안전 문구, NFR-SAFE 연계):</w:t>
+      </w:r>
+    </w:p>
+    <w:p>
+      <w:pPr>
+        <w:spacing w:after="160"/>
+      </w:pPr>
+      <w:r>
+        <w:t xml:space="preserve">• MODEL_A: 원시 확률(%)을 그대로 보여주지 않는다 — 미국 데이터 기준이라 한국인에게 위험이 부풀려져 나온다(한국 10년 위험 남 1.03%·여 0.40% vs 이 데이터 남 18.8%·여 12.4%). risk_level 범주(정상&lt;10%·경계10~20%·위험&gt;20%)로만 표시.</w:t>
+      </w:r>
+    </w:p>
+    <w:p>
+      <w:pPr>
+        <w:spacing w:after="160"/>
+      </w:pPr>
+      <w:r>
+        <w:t xml:space="preserve">• MODEL_B: "미래에 경계군이 될 확률"이라고 표현하지 않는다 — 횡단면 조사라 "현재 혈압 외 특징이 경계군과 닮은 정도"로만 표현. 정상/경계/위험 판정 자체는 모델 B 확률이 아니라 입력 혈압 규칙(HE_HP 기준)으로 한다 — 모델 B는 요인 설명용.</w:t>
+      </w:r>
+    </w:p>
+    <w:p>
+      <w:pPr>
+        <w:spacing w:after="160"/>
+      </w:pPr>
+      <w:r>
+        <w:t xml:space="preserve">• 두 모델 다 eligible_age 범위 밖이면 그 모델만 건너뛴다: MODEL_A는 32~70세, MODEL_B는 19세 이상(단 고혈압 진단·치료 중이면 제외) — 연령 범위가 모델마다 달라서, 한 사용자가 한쪽 모델 결과만 받을 수 있다. 응답에 어느 모델이 왜 빠졌는지(age_out_of_range 등) 표시 필요.</w:t>
+      </w:r>
+    </w:p>
+    <w:p>
+      <w:pPr>
+        <w:spacing w:after="160"/>
+      </w:pPr>
+      <w:r>
+        <w:t xml:space="preserve">• 결측 입력은 학습 데이터 중앙값으로 채워 예측하고, 응답의 missing_features[]에 어떤 필드가 채워진 값인지 돌려줘서 화면에 "정확도 한계" 안내를 띄운다.</w:t>
+      </w:r>
+    </w:p>
+    <w:p>
+      <w:pPr>
+        <w:spacing w:after="160"/>
+      </w:pPr>
+      <w:r>
+        <w:t xml:space="preserve">✅ v8에서 해결 — 모델 B 반대방향 요인 처리 방식 확정: 현재흡연·과거흡연·외식배달빈도·유산소운동 4개 요인이 상식과 반대 방향으로 학습된 문제(direction_matches_expectation=false)는, factor_challenge_links 테이블로 요인별 큐레이션하는 방식으로 풀었다.</w:t>
+      </w:r>
+    </w:p>
+    <w:p>
+      <w:pPr>
+        <w:spacing w:after="160"/>
+      </w:pPr>
+      <w:r>
+        <w:t xml:space="preserve">• link_status='linked': 요인 → 챌린지 카테고리 연결 확정</w:t>
+      </w:r>
+    </w:p>
+    <w:p>
+      <w:pPr>
+        <w:spacing w:after="160"/>
+      </w:pPr>
+      <w:r>
+        <w:t xml:space="preserve">• link_status='pending_decision': 반대방향 요인 등 아직 미확정 — 화면 강조·챌린지 추천 둘 다 보류</w:t>
+      </w:r>
+    </w:p>
+    <w:p>
+      <w:pPr>
+        <w:spacing w:after="160"/>
+      </w:pPr>
+      <w:r>
+        <w:t xml:space="preserve">• link_status='not_linked': 수정 불가 요인 등, 설명 텍스트에만 표시</w:t>
+      </w:r>
+    </w:p>
+    <w:p>
+      <w:pPr>
+        <w:spacing w:after="160"/>
+      </w:pPr>
+      <w:r>
+        <w:t xml:space="preserve">challenge_eligibility_rules의 대체 규칙도 정교화됐다: 비흡연·비음주면 나트륨 미션으로 대체, 나트륨 등급도 낮으면 모델 B가 아니라 모델 A의 수정 가능 요인(SHAP 상위 5위 이내) 중에서 factor_challenge_links로 연결된 것만 채택한다(연결 없으면 제외 또는 참고용) — 모델 B의 반대방향 요인이 애초에 후보에서 배제되도록 설계됐다.</w:t>
       </w:r>
     </w:p>
     <w:p>
@@ -5800,7 +5888,7 @@
         <w:spacing w:after="160"/>
       </w:pPr>
       <w:r>
-        <w:t xml:space="preserve">🔄 v5 확정 — 모델 B 삭제: 나트륨·외식·흡연이 실제 데이터에서 고혈압/심혈관질환과 상관관계가 낮게 나온 문제로, 모델 B(현재 유병 여부, KNHANES 기반)는 완전히 제거됐다. 운영 모델은 MODEL_A 1종만 남는다 — 대상 질환도 "10년 후 고혈압"에서 "10년 후 관상동맥질환(CHD)"으로 정정(Framingham 데이터의 실제 타겟과 일치). model_definitions.model_code엔 MODEL_A만 있고 MODEL_B 행 자체가 없다.</w:t>
+        <w:t xml:space="preserve">🔄 정정(모델_연결_명세.md/데이터_특성.md, 2026-09-29) — 지난 버전의 "모델 B 삭제" 설명은 틀렸음. 실제로는 모델 A·B 둘 다 학습 완료되어 운영 중이다(각각 v0.1.0, 로지스틱회귀 전달). model_definitions에 MODEL_A, MODEL_B 둘 다 존재한다.</w:t>
       </w:r>
     </w:p>
     <w:p>
@@ -5808,7 +5896,31 @@
         <w:spacing w:after="160"/>
       </w:pPr>
       <w:r>
-        <w:t xml:space="preserve">⚠️ 아래 표 중 training_datasets·model_experiments·model_experiment_metrics·model_confusion_matrices 관련 엔드포인트는 [POST-MVP]다 — 이번 스프린트 구현 범위가 아니다.</w:t>
+        <w:t xml:space="preserve">• MODEL_A: Framingham 데이터(4,240명), 라벨은 10년 내 관상동맥질환(TenYearCHD) — 고혈압이 아님. 나이 32~70세만 예측. 피처 9개. 테스트 AUC 0.701.</w:t>
+      </w:r>
+    </w:p>
+    <w:p>
+      <w:pPr>
+        <w:spacing w:after="160"/>
+      </w:pPr>
+      <w:r>
+        <w:t xml:space="preserve">• MODEL_B: KNHANES 2022-2024(19세 이상 11,022명), 라벨은 HE_HP(1→0 정상, 2·3→1 경계, 4=고혈압진단자는 학습 자체에서 제외) — "미래 예측"이 아니라 "현재 경계군과 닮은 정도". 혈압 진단·치료 중인 사용자는 예측 대상에서 제외. 피처 12개(혈압 제외). 테스트 AUC 0.745.</w:t>
+      </w:r>
+    </w:p>
+    <w:p>
+      <w:pPr>
+        <w:spacing w:after="160"/>
+      </w:pPr>
+      <w:r>
+        <w:t xml:space="preserve">⚠️ 두 모델의 확률을 합치거나 평균 내지 않는다(REQ-PRED-006) — 서로 다른 질문의 답이라 합산이 무의미하다.</w:t>
+      </w:r>
+    </w:p>
+    <w:p>
+      <w:pPr>
+        <w:spacing w:after="160"/>
+      </w:pPr>
+      <w:r>
+        <w:t xml:space="preserve">⚠️ 아래 표 중 training_datasets·model_experiments·model_experiment_metrics·model_confusion_matrices 관련 엔드포인트는 [POST-MVP]다 — 실제 학습은 스크립트(modeling/model_a, model_b)로 진행하고 정적 아티팩트만 참조하며, 이번 스프린트에서 이 실험추적 API 자체를 만들 필요는 없다.</w:t>
       </w:r>
     </w:p>
     <w:tbl>
@@ -6643,6 +6755,186 @@
                 <w:szCs w:val="19"/>
               </w:rPr>
               <w:t xml:space="preserve">version, reason, effective_from</w:t>
+            </w:r>
+          </w:p>
+        </w:tc>
+      </w:tr>
+      <w:tr>
+        <w:tc>
+          <w:tcPr>
+            <w:tcW w:type="dxa" w:w="750"/>
+            <w:tcMar>
+              <w:top w:type="dxa" w:w="60"/>
+              <w:left w:type="dxa" w:w="80"/>
+              <w:bottom w:type="dxa" w:w="60"/>
+              <w:right w:type="dxa" w:w="80"/>
+            </w:tcMar>
+          </w:tcPr>
+          <w:p>
+            <w:r>
+              <w:rPr>
+                <w:b w:val="false"/>
+                <w:bCs w:val="false"/>
+                <w:sz w:val="19"/>
+                <w:szCs w:val="19"/>
+              </w:rPr>
+              <w:t xml:space="preserve">GET</w:t>
+            </w:r>
+          </w:p>
+        </w:tc>
+        <w:tc>
+          <w:tcPr>
+            <w:tcW w:type="dxa" w:w="3200"/>
+            <w:tcMar>
+              <w:top w:type="dxa" w:w="60"/>
+              <w:left w:type="dxa" w:w="80"/>
+              <w:bottom w:type="dxa" w:w="60"/>
+              <w:right w:type="dxa" w:w="80"/>
+            </w:tcMar>
+          </w:tcPr>
+          <w:p>
+            <w:r>
+              <w:rPr>
+                <w:b w:val="false"/>
+                <w:bCs w:val="false"/>
+                <w:sz w:val="19"/>
+                <w:szCs w:val="19"/>
+              </w:rPr>
+              <w:t xml:space="preserve">/admin/factor-challenge-links</w:t>
+            </w:r>
+          </w:p>
+        </w:tc>
+        <w:tc>
+          <w:tcPr>
+            <w:tcW w:type="dxa" w:w="2700"/>
+            <w:tcMar>
+              <w:top w:type="dxa" w:w="60"/>
+              <w:left w:type="dxa" w:w="80"/>
+              <w:bottom w:type="dxa" w:w="60"/>
+              <w:right w:type="dxa" w:w="80"/>
+            </w:tcMar>
+          </w:tcPr>
+          <w:p>
+            <w:r>
+              <w:rPr>
+                <w:b w:val="false"/>
+                <w:bCs w:val="false"/>
+                <w:sz w:val="19"/>
+                <w:szCs w:val="19"/>
+              </w:rPr>
+              <w:t xml:space="preserve">요인↔챌린지 카테고리 연결 큐레이션 목록 (v8 신규)</w:t>
+            </w:r>
+          </w:p>
+        </w:tc>
+        <w:tc>
+          <w:tcPr>
+            <w:tcW w:type="dxa" w:w="3450"/>
+            <w:tcMar>
+              <w:top w:type="dxa" w:w="60"/>
+              <w:left w:type="dxa" w:w="80"/>
+              <w:bottom w:type="dxa" w:w="60"/>
+              <w:right w:type="dxa" w:w="80"/>
+            </w:tcMar>
+          </w:tcPr>
+          <w:p>
+            <w:r>
+              <w:rPr>
+                <w:b w:val="false"/>
+                <w:bCs w:val="false"/>
+                <w:sz w:val="19"/>
+                <w:szCs w:val="19"/>
+              </w:rPr>
+              <w:t xml:space="preserve">model_id, factor_code, category_id, link_status(linked/pending_decision/not_linked)</w:t>
+            </w:r>
+          </w:p>
+        </w:tc>
+      </w:tr>
+      <w:tr>
+        <w:tc>
+          <w:tcPr>
+            <w:tcW w:type="dxa" w:w="750"/>
+            <w:tcMar>
+              <w:top w:type="dxa" w:w="60"/>
+              <w:left w:type="dxa" w:w="80"/>
+              <w:bottom w:type="dxa" w:w="60"/>
+              <w:right w:type="dxa" w:w="80"/>
+            </w:tcMar>
+          </w:tcPr>
+          <w:p>
+            <w:r>
+              <w:rPr>
+                <w:b w:val="false"/>
+                <w:bCs w:val="false"/>
+                <w:sz w:val="19"/>
+                <w:szCs w:val="19"/>
+              </w:rPr>
+              <w:t xml:space="preserve">PATCH</w:t>
+            </w:r>
+          </w:p>
+        </w:tc>
+        <w:tc>
+          <w:tcPr>
+            <w:tcW w:type="dxa" w:w="3200"/>
+            <w:tcMar>
+              <w:top w:type="dxa" w:w="60"/>
+              <w:left w:type="dxa" w:w="80"/>
+              <w:bottom w:type="dxa" w:w="60"/>
+              <w:right w:type="dxa" w:w="80"/>
+            </w:tcMar>
+          </w:tcPr>
+          <w:p>
+            <w:r>
+              <w:rPr>
+                <w:b w:val="false"/>
+                <w:bCs w:val="false"/>
+                <w:sz w:val="19"/>
+                <w:szCs w:val="19"/>
+              </w:rPr>
+              <w:t xml:space="preserve">/admin/factor-challenge-links/{factor_link_id}</w:t>
+            </w:r>
+          </w:p>
+        </w:tc>
+        <w:tc>
+          <w:tcPr>
+            <w:tcW w:type="dxa" w:w="2700"/>
+            <w:tcMar>
+              <w:top w:type="dxa" w:w="60"/>
+              <w:left w:type="dxa" w:w="80"/>
+              <w:bottom w:type="dxa" w:w="60"/>
+              <w:right w:type="dxa" w:w="80"/>
+            </w:tcMar>
+          </w:tcPr>
+          <w:p>
+            <w:r>
+              <w:rPr>
+                <w:b w:val="false"/>
+                <w:bCs w:val="false"/>
+                <w:sz w:val="19"/>
+                <w:szCs w:val="19"/>
+              </w:rPr>
+              <w:t xml:space="preserve">연결 상태 확정 (pending_decision → linked/not_linked)</w:t>
+            </w:r>
+          </w:p>
+        </w:tc>
+        <w:tc>
+          <w:tcPr>
+            <w:tcW w:type="dxa" w:w="3450"/>
+            <w:tcMar>
+              <w:top w:type="dxa" w:w="60"/>
+              <w:left w:type="dxa" w:w="80"/>
+              <w:bottom w:type="dxa" w:w="60"/>
+              <w:right w:type="dxa" w:w="80"/>
+            </w:tcMar>
+          </w:tcPr>
+          <w:p>
+            <w:r>
+              <w:rPr>
+                <w:b w:val="false"/>
+                <w:bCs w:val="false"/>
+                <w:sz w:val="19"/>
+                <w:szCs w:val="19"/>
+              </w:rPr>
+              <w:t xml:space="preserve">link_status, category_id, note</w:t>
             </w:r>
           </w:p>
         </w:tc>
@@ -6920,7 +7212,7 @@
                 <w:sz w:val="19"/>
                 <w:szCs w:val="19"/>
               </w:rPr>
-              <w:t xml:space="preserve">category_code, category_name</w:t>
+              <w:t xml:space="preserve">category_code, category_name, catalog_status(mvp/review/backlog — v8 신규: "아침 식사"=review(근거 재검토 중), "체중 관리"=backlog(아직 미출시))</w:t>
             </w:r>
           </w:p>
         </w:tc>
